--- a/data/revised_2026-10_full/tracked/v2/Physics/SS4.2_Introduction_to_Space_Physics/Physics_Introduction_to_Space_Physics_FinalExplanation_TeacherKey_TRACKED.docx
+++ b/data/revised_2026-10_full/tracked/v2/Physics/SS4.2_Introduction_to_Space_Physics/Physics_Introduction_to_Space_Physics_FinalExplanation_TeacherKey_TRACKED.docx
@@ -232,7 +232,7 @@
               </w:rPr>
               <w:t xml:space="preserve">This is your Final Explanation for the unit. Answer the driving question: How did everything we see in the night sky above Nairobi come to exist, and how do scientists gather evidence about a universe they cannot directly touch or travel to? Write your answers in the space under each prompt. Use evidence from the lessons (the Big Bang, the evolution of the universe, classifying celestial bodies, the Solar System, Kepler's Laws, gravity, </w:t>
             </w:r>
-            <w:ins w:id="9001" w:author="Claude (AI) - proposed" w:date="2026-10-15T08:05:03Z">
+            <w:ins w:id="9001" w:author="Claude (AI) - proposed" w:date="2026-10-18T00:32:48Z">
               <w:r>
                 <w:rPr>
                   <w:rFonts w:ascii="Arial" w:cs="Arial" w:eastAsia="Arial" w:hAnsi="Arial"/>
@@ -520,7 +520,7 @@
               </w:rPr>
               <w:t xml:space="preserve">Order: quark-gluon plasma, then first atoms of hydrogen and helium (about 380,000 years after the Big Bang), then first stars (about 200 million years after the Big Bang), then first galaxies (about 300 million years after the Big Bang), then our </w:t>
             </w:r>
-            <w:ins w:id="9002" w:author="Claude (AI) - proposed" w:date="2026-10-15T08:05:03Z">
+            <w:ins w:id="9002" w:author="Claude (AI) - proposed" w:date="2026-10-18T00:32:48Z">
               <w:r>
                 <w:rPr>
                   <w:rFonts w:ascii="Arial" w:cs="Arial" w:eastAsia="Arial" w:hAnsi="Arial"/>
@@ -548,7 +548,7 @@
               </w:rPr>
               <w:t xml:space="preserve">Solar System (about 4.6 billion years ago)</w:t>
             </w:r>
-            <w:del w:id="9003" w:author="Claude (AI) - proposed" w:date="2026-10-15T08:05:03Z">
+            <w:del w:id="9003" w:author="Claude (AI) - proposed" w:date="2026-10-18T00:32:48Z">
               <w:r>
                 <w:rPr>
                   <w:rFonts w:ascii="Arial" w:cs="Arial" w:eastAsia="Arial" w:hAnsi="Arial"/>
@@ -673,7 +673,7 @@
               </w:rPr>
               <w:t xml:space="preserve">The planets Venus and Jupiter that we see above Nairobi belong to the Solar System. (a) Describe the layout of the Solar System, and explain what a scaled model of it (such as the corridor or toilet-paper model you walked) showed you about the space between the planets. (b) State Kepler's three laws in your own words. Then, using the orbital data you worked with for Mercury, Venus, Earth, Mars, Jupiter and Saturn, explain what you found when you compared the square of each planet's orbital period with the cube of its semi-major axis, and say what this told you about the planets. (c) Name the force that keeps the planets in orbit, state how it depends on mass and distance, and give one effect it has on Kenyan communities.</w:t>
             </w:r>
-            <w:ins w:id="9004" w:author="Claude (AI) - proposed" w:date="2026-10-15T08:05:03Z">
+            <w:ins w:id="9004" w:author="Claude (AI) - proposed" w:date="2026-10-18T00:32:48Z">
               <w:r>
                 <w:rPr>
                   <w:rFonts w:ascii="Arial" w:cs="Arial" w:eastAsia="Arial" w:hAnsi="Arial"/>
@@ -721,7 +721,7 @@
               </w:rPr>
               <w:t xml:space="preserve">(a) The Solar System has eight planets in two zones separated by the asteroid belt, and distances are measured in astronomical units. In the scaled model the four inner planets were bunched close together near the Sun, while the outer planets, such as Neptune, were spread far apart (in our model the inner planets fitted within the first 3 squares of toilet paper and Neptune needed about 60 squares). This showed that the Solar System is overwhelmingly empty space. (b) First Law: planets orbit the Sun in ellipses with the Sun at one focus. Second Law: a planet sweeps out equal areas in equal times, so it moves faster when closer to the Sun and slower when farther away. Third Law: the square of a planet's orbital period is proportional to the cube of its semi-major axis (T² ∝ r³). When we calculated T²/r³ for the six planets, using T in years and r in astronomical units, the value was nearly constant, about 1 for each planet. This shows the Solar System is mathematically ordered, not random, and that planets farther from the Sun take longer to complete one orbit. (c) The force is gravity, described by Newton's Law of Universal Gravitation. The gravitational force is proportional to the product of the two masses and inversely proportional to the square of the distance between them, so doubling the distance makes the force four times smaller. The Sun's gravity, acting on each planet in this way, keeps the planets in orbit rather than flying off. The same law applies to the Moon and Earth: the Moon's gravity pulls Earth's water into tidal bulges, producing two high tides and two low tides each day at Mombasa</w:t>
             </w:r>
-            <w:del w:id="9005" w:author="Claude (AI) - proposed" w:date="2026-10-15T08:05:03Z">
+            <w:del w:id="9005" w:author="Claude (AI) - proposed" w:date="2026-10-18T00:32:48Z">
               <w:r>
                 <w:rPr>
                   <w:rFonts w:ascii="Arial" w:cs="Arial" w:eastAsia="Arial" w:hAnsi="Arial"/>
@@ -736,7 +736,7 @@
                 <w:delText xml:space="preserve"> and detectable micro-tides on Lake Victoria, which affects Kenyan port and fishing communities.</w:delText>
               </w:r>
             </w:del>
-            <w:ins w:id="9006" w:author="Claude (AI) - proposed" w:date="2026-10-15T08:05:03Z">
+            <w:ins w:id="9006" w:author="Claude (AI) - proposed" w:date="2026-10-18T00:32:48Z">
               <w:r>
                 <w:rPr>
                   <w:rFonts w:ascii="Arial" w:cs="Arial" w:eastAsia="Arial" w:hAnsi="Arial"/>
@@ -1264,7 +1264,7 @@
               <w:spacing w:after="40" w:before="0"/>
               <w:jc w:val="left"/>
             </w:pPr>
-            <w:ins w:id="9007" w:author="Claude (AI) - proposed" w:date="2026-10-15T08:05:03Z">
+            <w:ins w:id="9007" w:author="Claude (AI) - proposed" w:date="2026-10-18T00:32:48Z">
               <w:r>
                 <w:rPr>
                   <w:rFonts w:ascii="Arial" w:cs="Arial" w:eastAsia="Arial" w:hAnsi="Arial"/>
@@ -1292,7 +1292,7 @@
               </w:rPr>
               <w:t xml:space="preserve">Correctly describes the Big Bang as</w:t>
             </w:r>
-            <w:ins w:id="9008" w:author="Claude (AI) - proposed" w:date="2026-10-15T08:05:03Z">
+            <w:ins w:id="9008" w:author="Claude (AI) - proposed" w:date="2026-10-18T00:32:48Z">
               <w:r>
                 <w:rPr>
                   <w:rFonts w:ascii="Arial" w:cs="Arial" w:eastAsia="Arial" w:hAnsi="Arial"/>
@@ -1320,7 +1320,7 @@
               </w:rPr>
               <w:t xml:space="preserve"> expansion of space from a singularity about 13.8 billion years ago, orders </w:t>
             </w:r>
-            <w:ins w:id="9009" w:author="Claude (AI) - proposed" w:date="2026-10-15T08:05:03Z">
+            <w:ins w:id="9009" w:author="Claude (AI) - proposed" w:date="2026-10-18T00:32:48Z">
               <w:r>
                 <w:rPr>
                   <w:rFonts w:ascii="Arial" w:cs="Arial" w:eastAsia="Arial" w:hAnsi="Arial"/>
@@ -1348,7 +1348,7 @@
               </w:rPr>
               <w:t xml:space="preserve">the cosmic events </w:t>
             </w:r>
-            <w:del w:id="9010" w:author="Claude (AI) - proposed" w:date="2026-10-15T08:05:03Z">
+            <w:del w:id="9010" w:author="Claude (AI) - proposed" w:date="2026-10-18T00:32:48Z">
               <w:r>
                 <w:rPr>
                   <w:rFonts w:ascii="Arial" w:cs="Arial" w:eastAsia="Arial" w:hAnsi="Arial"/>
@@ -1363,7 +1363,7 @@
                 <w:delText xml:space="preserve">correctly and</w:delText>
               </w:r>
             </w:del>
-            <w:ins w:id="9011" w:author="Claude (AI) - proposed" w:date="2026-10-15T08:05:03Z">
+            <w:ins w:id="9011" w:author="Claude (AI) - proposed" w:date="2026-10-18T00:32:48Z">
               <w:r>
                 <w:rPr>
                   <w:rFonts w:ascii="Arial" w:cs="Arial" w:eastAsia="Arial" w:hAnsi="Arial"/>
@@ -1391,7 +1391,7 @@
               </w:rPr>
               <w:t xml:space="preserve"> uses the given times accurately</w:t>
             </w:r>
-            <w:ins w:id="9012" w:author="Claude (AI) - proposed" w:date="2026-10-15T08:05:03Z">
+            <w:ins w:id="9012" w:author="Claude (AI) - proposed" w:date="2026-10-18T00:32:48Z">
               <w:r>
                 <w:rPr>
                   <w:rFonts w:ascii="Arial" w:cs="Arial" w:eastAsia="Arial" w:hAnsi="Arial"/>
@@ -1439,7 +1439,7 @@
               <w:spacing w:after="40" w:before="0"/>
               <w:jc w:val="left"/>
             </w:pPr>
-            <w:ins w:id="9013" w:author="Claude (AI) - proposed" w:date="2026-10-15T08:05:03Z">
+            <w:ins w:id="9013" w:author="Claude (AI) - proposed" w:date="2026-10-18T00:32:48Z">
               <w:r>
                 <w:rPr>
                   <w:rFonts w:ascii="Arial" w:cs="Arial" w:eastAsia="Arial" w:hAnsi="Arial"/>
@@ -1487,7 +1487,7 @@
               <w:spacing w:after="40" w:before="0"/>
               <w:jc w:val="left"/>
             </w:pPr>
-            <w:ins w:id="9014" w:author="Claude (AI) - proposed" w:date="2026-10-15T08:05:03Z">
+            <w:ins w:id="9014" w:author="Claude (AI) - proposed" w:date="2026-10-18T00:32:48Z">
               <w:r>
                 <w:rPr>
                   <w:rFonts w:ascii="Arial" w:cs="Arial" w:eastAsia="Arial" w:hAnsi="Arial"/>
@@ -1550,7 +1550,7 @@
               </w:rPr>
               <w:t xml:space="preserve">Use of evidence (CMB, expansion, Kepler's Laws, gravity, </w:t>
             </w:r>
-            <w:ins w:id="9015" w:author="Claude (AI) - proposed" w:date="2026-10-15T08:05:03Z">
+            <w:ins w:id="9015" w:author="Claude (AI) - proposed" w:date="2026-10-18T00:32:48Z">
               <w:r>
                 <w:rPr>
                   <w:rFonts w:ascii="Arial" w:cs="Arial" w:eastAsia="Arial" w:hAnsi="Arial"/>
@@ -1598,7 +1598,7 @@
               <w:spacing w:after="40" w:before="0"/>
               <w:jc w:val="left"/>
             </w:pPr>
-            <w:ins w:id="9016" w:author="Claude (AI) - proposed" w:date="2026-10-15T08:05:03Z">
+            <w:ins w:id="9016" w:author="Claude (AI) - proposed" w:date="2026-10-18T00:32:48Z">
               <w:r>
                 <w:rPr>
                   <w:rFonts w:ascii="Arial" w:cs="Arial" w:eastAsia="Arial" w:hAnsi="Arial"/>
@@ -1626,7 +1626,7 @@
               </w:rPr>
               <w:t xml:space="preserve">Uses several specific pieces of evidence from the unit and explains clearly what each one shows</w:t>
             </w:r>
-            <w:ins w:id="9017" w:author="Claude (AI) - proposed" w:date="2026-10-15T08:05:03Z">
+            <w:ins w:id="9017" w:author="Claude (AI) - proposed" w:date="2026-10-18T00:32:48Z">
               <w:r>
                 <w:rPr>
                   <w:rFonts w:ascii="Arial" w:cs="Arial" w:eastAsia="Arial" w:hAnsi="Arial"/>
@@ -1674,7 +1674,7 @@
               <w:spacing w:after="40" w:before="0"/>
               <w:jc w:val="left"/>
             </w:pPr>
-            <w:ins w:id="9018" w:author="Claude (AI) - proposed" w:date="2026-10-15T08:05:03Z">
+            <w:ins w:id="9018" w:author="Claude (AI) - proposed" w:date="2026-10-18T00:32:48Z">
               <w:r>
                 <w:rPr>
                   <w:rFonts w:ascii="Arial" w:cs="Arial" w:eastAsia="Arial" w:hAnsi="Arial"/>
@@ -1722,7 +1722,7 @@
               <w:spacing w:after="40" w:before="0"/>
               <w:jc w:val="left"/>
             </w:pPr>
-            <w:ins w:id="9019" w:author="Claude (AI) - proposed" w:date="2026-10-15T08:05:03Z">
+            <w:ins w:id="9019" w:author="Claude (AI) - proposed" w:date="2026-10-18T00:32:48Z">
               <w:r>
                 <w:rPr>
                   <w:rFonts w:ascii="Arial" w:cs="Arial" w:eastAsia="Arial" w:hAnsi="Arial"/>
@@ -1805,7 +1805,7 @@
               <w:spacing w:after="40" w:before="0"/>
               <w:jc w:val="left"/>
             </w:pPr>
-            <w:ins w:id="9020" w:author="Claude (AI) - proposed" w:date="2026-10-15T08:05:03Z">
+            <w:ins w:id="9020" w:author="Claude (AI) - proposed" w:date="2026-10-18T00:32:48Z">
               <w:r>
                 <w:rPr>
                   <w:rFonts w:ascii="Arial" w:cs="Arial" w:eastAsia="Arial" w:hAnsi="Arial"/>
@@ -1853,7 +1853,7 @@
               <w:spacing w:after="40" w:before="0"/>
               <w:jc w:val="left"/>
             </w:pPr>
-            <w:ins w:id="9021" w:author="Claude (AI) - proposed" w:date="2026-10-15T08:05:03Z">
+            <w:ins w:id="9021" w:author="Claude (AI) - proposed" w:date="2026-10-18T00:32:48Z">
               <w:r>
                 <w:rPr>
                   <w:rFonts w:ascii="Arial" w:cs="Arial" w:eastAsia="Arial" w:hAnsi="Arial"/>
@@ -1901,7 +1901,7 @@
               <w:spacing w:after="40" w:before="0"/>
               <w:jc w:val="left"/>
             </w:pPr>
-            <w:ins w:id="9022" w:author="Claude (AI) - proposed" w:date="2026-10-15T08:05:03Z">
+            <w:ins w:id="9022" w:author="Claude (AI) - proposed" w:date="2026-10-18T00:32:48Z">
               <w:r>
                 <w:rPr>
                   <w:rFonts w:ascii="Arial" w:cs="Arial" w:eastAsia="Arial" w:hAnsi="Arial"/>
@@ -1984,7 +1984,7 @@
               <w:spacing w:after="40" w:before="0"/>
               <w:jc w:val="left"/>
             </w:pPr>
-            <w:ins w:id="9023" w:author="Claude (AI) - proposed" w:date="2026-10-15T08:05:03Z">
+            <w:ins w:id="9023" w:author="Claude (AI) - proposed" w:date="2026-10-18T00:32:48Z">
               <w:r>
                 <w:rPr>
                   <w:rFonts w:ascii="Arial" w:cs="Arial" w:eastAsia="Arial" w:hAnsi="Arial"/>
@@ -2012,7 +2012,7 @@
               </w:rPr>
               <w:t xml:space="preserve">Repeatedly links ideas to the Nairobi night sky and gives accurate Kenyan or African examples such as Mombasa tides, </w:t>
             </w:r>
-            <w:del w:id="9024" w:author="Claude (AI) - proposed" w:date="2026-10-15T08:05:03Z">
+            <w:del w:id="9024" w:author="Claude (AI) - proposed" w:date="2026-10-18T00:32:48Z">
               <w:r>
                 <w:rPr>
                   <w:rFonts w:ascii="Arial" w:cs="Arial" w:eastAsia="Arial" w:hAnsi="Arial"/>
@@ -2040,7 +2040,7 @@
               </w:rPr>
               <w:t xml:space="preserve">1KUNS-PF</w:t>
             </w:r>
-            <w:ins w:id="9025" w:author="Claude (AI) - proposed" w:date="2026-10-15T08:05:03Z">
+            <w:ins w:id="9025" w:author="Claude (AI) - proposed" w:date="2026-10-18T00:32:48Z">
               <w:r>
                 <w:rPr>
                   <w:rFonts w:ascii="Arial" w:cs="Arial" w:eastAsia="Arial" w:hAnsi="Arial"/>
@@ -2088,7 +2088,7 @@
               <w:spacing w:after="40" w:before="0"/>
               <w:jc w:val="left"/>
             </w:pPr>
-            <w:ins w:id="9026" w:author="Claude (AI) - proposed" w:date="2026-10-15T08:05:03Z">
+            <w:ins w:id="9026" w:author="Claude (AI) - proposed" w:date="2026-10-18T00:32:48Z">
               <w:r>
                 <w:rPr>
                   <w:rFonts w:ascii="Arial" w:cs="Arial" w:eastAsia="Arial" w:hAnsi="Arial"/>
@@ -2136,7 +2136,7 @@
               <w:spacing w:after="40" w:before="0"/>
               <w:jc w:val="left"/>
             </w:pPr>
-            <w:ins w:id="9027" w:author="Claude (AI) - proposed" w:date="2026-10-15T08:05:03Z">
+            <w:ins w:id="9027" w:author="Claude (AI) - proposed" w:date="2026-10-18T00:32:48Z">
               <w:r>
                 <w:rPr>
                   <w:rFonts w:ascii="Arial" w:cs="Arial" w:eastAsia="Arial" w:hAnsi="Arial"/>
@@ -2219,7 +2219,7 @@
               <w:spacing w:after="40" w:before="0"/>
               <w:jc w:val="left"/>
             </w:pPr>
-            <w:ins w:id="9028" w:author="Claude (AI) - proposed" w:date="2026-10-15T08:05:03Z">
+            <w:ins w:id="9028" w:author="Claude (AI) - proposed" w:date="2026-10-18T00:32:48Z">
               <w:r>
                 <w:rPr>
                   <w:rFonts w:ascii="Arial" w:cs="Arial" w:eastAsia="Arial" w:hAnsi="Arial"/>
@@ -2247,7 +2247,7 @@
               </w:rPr>
               <w:t xml:space="preserve">Writes a clear, well-organised answer </w:t>
             </w:r>
-            <w:del w:id="9029" w:author="Claude (AI) - proposed" w:date="2026-10-15T08:05:03Z">
+            <w:del w:id="9029" w:author="Claude (AI) - proposed" w:date="2026-10-18T00:32:48Z">
               <w:r>
                 <w:rPr>
                   <w:rFonts w:ascii="Arial" w:cs="Arial" w:eastAsia="Arial" w:hAnsi="Arial"/>
@@ -2262,7 +2262,7 @@
                 <w:delText xml:space="preserve">with a claim, evidence and reasoning</w:delText>
               </w:r>
             </w:del>
-            <w:ins w:id="9030" w:author="Claude (AI) - proposed" w:date="2026-10-15T08:05:03Z">
+            <w:ins w:id="9030" w:author="Claude (AI) - proposed" w:date="2026-10-18T00:32:48Z">
               <w:r>
                 <w:rPr>
                   <w:rFonts w:ascii="Arial" w:cs="Arial" w:eastAsia="Arial" w:hAnsi="Arial"/>
@@ -2310,7 +2310,7 @@
               <w:spacing w:after="40" w:before="0"/>
               <w:jc w:val="left"/>
             </w:pPr>
-            <w:ins w:id="9031" w:author="Claude (AI) - proposed" w:date="2026-10-15T08:05:03Z">
+            <w:ins w:id="9031" w:author="Claude (AI) - proposed" w:date="2026-10-18T00:32:48Z">
               <w:r>
                 <w:rPr>
                   <w:rFonts w:ascii="Arial" w:cs="Arial" w:eastAsia="Arial" w:hAnsi="Arial"/>
@@ -2358,7 +2358,7 @@
               <w:spacing w:after="40" w:before="0"/>
               <w:jc w:val="left"/>
             </w:pPr>
-            <w:ins w:id="9032" w:author="Claude (AI) - proposed" w:date="2026-10-15T08:05:03Z">
+            <w:ins w:id="9032" w:author="Claude (AI) - proposed" w:date="2026-10-18T00:32:48Z">
               <w:r>
                 <w:rPr>
                   <w:rFonts w:ascii="Arial" w:cs="Arial" w:eastAsia="Arial" w:hAnsi="Arial"/>
@@ -2508,7 +2508,7 @@
         </w:rPr>
         <w:t xml:space="preserve">© 2026 SeaVuria and ARES. This work is licensed under a </w:t>
       </w:r>
-      <w:hyperlink w:history="1" r:id="rIdnydc8jq1npxc120dmukce">
+      <w:hyperlink w:history="1" r:id="rIdj12wyowpoknmkinwyyrsb">
         <w:r>
           <w:rPr>
             <w:rFonts w:ascii="Arial" w:cs="Arial" w:eastAsia="Arial" w:hAnsi="Arial"/>
@@ -2528,7 +2528,7 @@
         </w:rPr>
         <w:t xml:space="preserve"> (</w:t>
       </w:r>
-      <w:hyperlink w:history="1" r:id="rIdrr3bbps0xqaxdotatah7u">
+      <w:hyperlink w:history="1" r:id="rIdupqco3v4fgw2kfy7vwvhh">
         <w:r>
           <w:rPr>
             <w:rFonts w:ascii="Arial" w:cs="Arial" w:eastAsia="Arial" w:hAnsi="Arial"/>
@@ -2548,7 +2548,7 @@
         </w:rPr>
         <w:t xml:space="preserve">). To view a copy of this license, visit </w:t>
       </w:r>
-      <w:hyperlink w:history="1" r:id="rIdaw5oiqx3ysi-tfpldarej">
+      <w:hyperlink w:history="1" r:id="rIdjc60yakgxmoofunt3eeyz">
         <w:r>
           <w:rPr>
             <w:rFonts w:ascii="Arial" w:cs="Arial" w:eastAsia="Arial" w:hAnsi="Arial"/>
